--- a/submission_ready/advanced_tb_systems_20260317/06_OmicsClaw_Extensions.docx
+++ b/submission_ready/advanced_tb_systems_20260317/06_OmicsClaw_Extensions.docx
@@ -50,7 +50,7 @@
         <w:rPr>
           <w:b w:val="0"/>
         </w:rPr>
-        <w:t>Supplementary Table A1. NNLS-derived cell-type score summary.</w:t>
+        <w:t>Supplementary Table A1. NNLS-derived cell-type score summary. These values are marker-based composition proxies rather than measured cell fractions.</w:t>
       </w:r>
     </w:p>
     <w:tbl>
@@ -60,16 +60,17 @@
         <w:tblLook w:firstColumn="1" w:firstRow="1" w:lastColumn="0" w:lastRow="0" w:noHBand="0" w:noVBand="1" w:val="04A0"/>
       </w:tblPr>
       <w:tblGrid>
-        <w:gridCol w:w="1872"/>
-        <w:gridCol w:w="1872"/>
-        <w:gridCol w:w="1872"/>
-        <w:gridCol w:w="1872"/>
-        <w:gridCol w:w="1872"/>
+        <w:gridCol w:w="1560"/>
+        <w:gridCol w:w="1560"/>
+        <w:gridCol w:w="1560"/>
+        <w:gridCol w:w="1560"/>
+        <w:gridCol w:w="1560"/>
+        <w:gridCol w:w="1560"/>
       </w:tblGrid>
       <w:tr>
         <w:tc>
           <w:tcPr>
-            <w:tcW w:type="dxa" w:w="1872"/>
+            <w:tcW w:type="dxa" w:w="1560"/>
           </w:tcPr>
           <w:p>
             <w:r>
@@ -79,7 +80,7 @@
         </w:tc>
         <w:tc>
           <w:tcPr>
-            <w:tcW w:type="dxa" w:w="1872"/>
+            <w:tcW w:type="dxa" w:w="1560"/>
           </w:tcPr>
           <w:p>
             <w:r>
@@ -89,7 +90,7 @@
         </w:tc>
         <w:tc>
           <w:tcPr>
-            <w:tcW w:type="dxa" w:w="1872"/>
+            <w:tcW w:type="dxa" w:w="1560"/>
           </w:tcPr>
           <w:p>
             <w:r>
@@ -99,7 +100,7 @@
         </w:tc>
         <w:tc>
           <w:tcPr>
-            <w:tcW w:type="dxa" w:w="1872"/>
+            <w:tcW w:type="dxa" w:w="1560"/>
           </w:tcPr>
           <w:p>
             <w:r>
@@ -109,7 +110,7 @@
         </w:tc>
         <w:tc>
           <w:tcPr>
-            <w:tcW w:type="dxa" w:w="1872"/>
+            <w:tcW w:type="dxa" w:w="1560"/>
           </w:tcPr>
           <w:p>
             <w:r>
@@ -117,11 +118,21 @@
             </w:r>
           </w:p>
         </w:tc>
+        <w:tc>
+          <w:tcPr>
+            <w:tcW w:type="dxa" w:w="1560"/>
+          </w:tcPr>
+          <w:p>
+            <w:r>
+              <w:t>FDR</w:t>
+            </w:r>
+          </w:p>
+        </w:tc>
       </w:tr>
       <w:tr>
         <w:tc>
           <w:tcPr>
-            <w:tcW w:type="dxa" w:w="1872"/>
+            <w:tcW w:type="dxa" w:w="1560"/>
           </w:tcPr>
           <w:p>
             <w:r>
@@ -131,7 +142,7 @@
         </w:tc>
         <w:tc>
           <w:tcPr>
-            <w:tcW w:type="dxa" w:w="1872"/>
+            <w:tcW w:type="dxa" w:w="1560"/>
           </w:tcPr>
           <w:p>
             <w:r>
@@ -141,7 +152,7 @@
         </w:tc>
         <w:tc>
           <w:tcPr>
-            <w:tcW w:type="dxa" w:w="1872"/>
+            <w:tcW w:type="dxa" w:w="1560"/>
           </w:tcPr>
           <w:p>
             <w:r>
@@ -151,7 +162,7 @@
         </w:tc>
         <w:tc>
           <w:tcPr>
-            <w:tcW w:type="dxa" w:w="1872"/>
+            <w:tcW w:type="dxa" w:w="1560"/>
           </w:tcPr>
           <w:p>
             <w:r>
@@ -161,11 +172,21 @@
         </w:tc>
         <w:tc>
           <w:tcPr>
-            <w:tcW w:type="dxa" w:w="1872"/>
+            <w:tcW w:type="dxa" w:w="1560"/>
           </w:tcPr>
           <w:p>
             <w:r>
-              <w:t>0.0</w:t>
+              <w:t>2.08e-14</w:t>
+            </w:r>
+          </w:p>
+        </w:tc>
+        <w:tc>
+          <w:tcPr>
+            <w:tcW w:type="dxa" w:w="1560"/>
+          </w:tcPr>
+          <w:p>
+            <w:r>
+              <w:t>1.25e-13</w:t>
             </w:r>
           </w:p>
         </w:tc>
@@ -173,7 +194,7 @@
       <w:tr>
         <w:tc>
           <w:tcPr>
-            <w:tcW w:type="dxa" w:w="1872"/>
+            <w:tcW w:type="dxa" w:w="1560"/>
           </w:tcPr>
           <w:p>
             <w:r>
@@ -183,7 +204,7 @@
         </w:tc>
         <w:tc>
           <w:tcPr>
-            <w:tcW w:type="dxa" w:w="1872"/>
+            <w:tcW w:type="dxa" w:w="1560"/>
           </w:tcPr>
           <w:p>
             <w:r>
@@ -193,17 +214,17 @@
         </w:tc>
         <w:tc>
           <w:tcPr>
-            <w:tcW w:type="dxa" w:w="1872"/>
+            <w:tcW w:type="dxa" w:w="1560"/>
           </w:tcPr>
           <w:p>
             <w:r>
-              <w:t>0.19</w:t>
+              <w:t>0.190</w:t>
             </w:r>
           </w:p>
         </w:tc>
         <w:tc>
           <w:tcPr>
-            <w:tcW w:type="dxa" w:w="1872"/>
+            <w:tcW w:type="dxa" w:w="1560"/>
           </w:tcPr>
           <w:p>
             <w:r>
@@ -213,11 +234,21 @@
         </w:tc>
         <w:tc>
           <w:tcPr>
-            <w:tcW w:type="dxa" w:w="1872"/>
+            <w:tcW w:type="dxa" w:w="1560"/>
           </w:tcPr>
           <w:p>
             <w:r>
-              <w:t>0.0</w:t>
+              <w:t>1.88e-12</w:t>
+            </w:r>
+          </w:p>
+        </w:tc>
+        <w:tc>
+          <w:tcPr>
+            <w:tcW w:type="dxa" w:w="1560"/>
+          </w:tcPr>
+          <w:p>
+            <w:r>
+              <w:t>5.65e-12</w:t>
             </w:r>
           </w:p>
         </w:tc>
@@ -225,7 +256,7 @@
       <w:tr>
         <w:tc>
           <w:tcPr>
-            <w:tcW w:type="dxa" w:w="1872"/>
+            <w:tcW w:type="dxa" w:w="1560"/>
           </w:tcPr>
           <w:p>
             <w:r>
@@ -235,7 +266,7 @@
         </w:tc>
         <w:tc>
           <w:tcPr>
-            <w:tcW w:type="dxa" w:w="1872"/>
+            <w:tcW w:type="dxa" w:w="1560"/>
           </w:tcPr>
           <w:p>
             <w:r>
@@ -245,7 +276,7 @@
         </w:tc>
         <w:tc>
           <w:tcPr>
-            <w:tcW w:type="dxa" w:w="1872"/>
+            <w:tcW w:type="dxa" w:w="1560"/>
           </w:tcPr>
           <w:p>
             <w:r>
@@ -255,7 +286,7 @@
         </w:tc>
         <w:tc>
           <w:tcPr>
-            <w:tcW w:type="dxa" w:w="1872"/>
+            <w:tcW w:type="dxa" w:w="1560"/>
           </w:tcPr>
           <w:p>
             <w:r>
@@ -265,11 +296,21 @@
         </w:tc>
         <w:tc>
           <w:tcPr>
-            <w:tcW w:type="dxa" w:w="1872"/>
+            <w:tcW w:type="dxa" w:w="1560"/>
           </w:tcPr>
           <w:p>
             <w:r>
-              <w:t>0.0</w:t>
+              <w:t>5.55e-11</w:t>
+            </w:r>
+          </w:p>
+        </w:tc>
+        <w:tc>
+          <w:tcPr>
+            <w:tcW w:type="dxa" w:w="1560"/>
+          </w:tcPr>
+          <w:p>
+            <w:r>
+              <w:t>1.11e-10</w:t>
             </w:r>
           </w:p>
         </w:tc>
@@ -277,7 +318,7 @@
       <w:tr>
         <w:tc>
           <w:tcPr>
-            <w:tcW w:type="dxa" w:w="1872"/>
+            <w:tcW w:type="dxa" w:w="1560"/>
           </w:tcPr>
           <w:p>
             <w:r>
@@ -287,7 +328,7 @@
         </w:tc>
         <w:tc>
           <w:tcPr>
-            <w:tcW w:type="dxa" w:w="1872"/>
+            <w:tcW w:type="dxa" w:w="1560"/>
           </w:tcPr>
           <w:p>
             <w:r>
@@ -297,17 +338,17 @@
         </w:tc>
         <w:tc>
           <w:tcPr>
-            <w:tcW w:type="dxa" w:w="1872"/>
+            <w:tcW w:type="dxa" w:w="1560"/>
           </w:tcPr>
           <w:p>
             <w:r>
-              <w:t>0.19</w:t>
+              <w:t>0.190</w:t>
             </w:r>
           </w:p>
         </w:tc>
         <w:tc>
           <w:tcPr>
-            <w:tcW w:type="dxa" w:w="1872"/>
+            <w:tcW w:type="dxa" w:w="1560"/>
           </w:tcPr>
           <w:p>
             <w:r>
@@ -317,11 +358,21 @@
         </w:tc>
         <w:tc>
           <w:tcPr>
-            <w:tcW w:type="dxa" w:w="1872"/>
+            <w:tcW w:type="dxa" w:w="1560"/>
           </w:tcPr>
           <w:p>
             <w:r>
-              <w:t>0.0</w:t>
+              <w:t>3.18e-09</w:t>
+            </w:r>
+          </w:p>
+        </w:tc>
+        <w:tc>
+          <w:tcPr>
+            <w:tcW w:type="dxa" w:w="1560"/>
+          </w:tcPr>
+          <w:p>
+            <w:r>
+              <w:t>4.77e-09</w:t>
             </w:r>
           </w:p>
         </w:tc>
@@ -329,7 +380,7 @@
       <w:tr>
         <w:tc>
           <w:tcPr>
-            <w:tcW w:type="dxa" w:w="1872"/>
+            <w:tcW w:type="dxa" w:w="1560"/>
           </w:tcPr>
           <w:p>
             <w:r>
@@ -339,7 +390,7 @@
         </w:tc>
         <w:tc>
           <w:tcPr>
-            <w:tcW w:type="dxa" w:w="1872"/>
+            <w:tcW w:type="dxa" w:w="1560"/>
           </w:tcPr>
           <w:p>
             <w:r>
@@ -349,7 +400,7 @@
         </w:tc>
         <w:tc>
           <w:tcPr>
-            <w:tcW w:type="dxa" w:w="1872"/>
+            <w:tcW w:type="dxa" w:w="1560"/>
           </w:tcPr>
           <w:p>
             <w:r>
@@ -359,21 +410,31 @@
         </w:tc>
         <w:tc>
           <w:tcPr>
-            <w:tcW w:type="dxa" w:w="1872"/>
+            <w:tcW w:type="dxa" w:w="1560"/>
           </w:tcPr>
           <w:p>
             <w:r>
-              <w:t>-0.03</w:t>
+              <w:t>-0.030</w:t>
             </w:r>
           </w:p>
         </w:tc>
         <w:tc>
           <w:tcPr>
-            <w:tcW w:type="dxa" w:w="1872"/>
+            <w:tcW w:type="dxa" w:w="1560"/>
           </w:tcPr>
           <w:p>
             <w:r>
-              <w:t>0.0</w:t>
+              <w:t>2.46e-08</w:t>
+            </w:r>
+          </w:p>
+        </w:tc>
+        <w:tc>
+          <w:tcPr>
+            <w:tcW w:type="dxa" w:w="1560"/>
+          </w:tcPr>
+          <w:p>
+            <w:r>
+              <w:t>2.95e-08</w:t>
             </w:r>
           </w:p>
         </w:tc>
@@ -381,7 +442,7 @@
       <w:tr>
         <w:tc>
           <w:tcPr>
-            <w:tcW w:type="dxa" w:w="1872"/>
+            <w:tcW w:type="dxa" w:w="1560"/>
           </w:tcPr>
           <w:p>
             <w:r>
@@ -391,7 +452,7 @@
         </w:tc>
         <w:tc>
           <w:tcPr>
-            <w:tcW w:type="dxa" w:w="1872"/>
+            <w:tcW w:type="dxa" w:w="1560"/>
           </w:tcPr>
           <w:p>
             <w:r>
@@ -401,17 +462,17 @@
         </w:tc>
         <w:tc>
           <w:tcPr>
-            <w:tcW w:type="dxa" w:w="1872"/>
+            <w:tcW w:type="dxa" w:w="1560"/>
           </w:tcPr>
           <w:p>
             <w:r>
-              <w:t>0.16</w:t>
+              <w:t>0.160</w:t>
             </w:r>
           </w:p>
         </w:tc>
         <w:tc>
           <w:tcPr>
-            <w:tcW w:type="dxa" w:w="1872"/>
+            <w:tcW w:type="dxa" w:w="1560"/>
           </w:tcPr>
           <w:p>
             <w:r>
@@ -421,11 +482,21 @@
         </w:tc>
         <w:tc>
           <w:tcPr>
-            <w:tcW w:type="dxa" w:w="1872"/>
+            <w:tcW w:type="dxa" w:w="1560"/>
           </w:tcPr>
           <w:p>
             <w:r>
-              <w:t>0.0</w:t>
+              <w:t>4.39e-07</w:t>
+            </w:r>
+          </w:p>
+        </w:tc>
+        <w:tc>
+          <w:tcPr>
+            <w:tcW w:type="dxa" w:w="1560"/>
+          </w:tcPr>
+          <w:p>
+            <w:r>
+              <w:t>4.39e-07</w:t>
             </w:r>
           </w:p>
         </w:tc>
@@ -549,7 +620,7 @@
         <w:rPr>
           <w:b w:val="0"/>
         </w:rPr>
-        <w:t>Supplementary Table A2. Coexpression module-trait summary.</w:t>
+        <w:t>Supplementary Table A2. Coexpression module-trait summary. Modules are reported as supportive expression programs, not causal networks.</w:t>
       </w:r>
     </w:p>
     <w:tbl>
@@ -559,17 +630,18 @@
         <w:tblLook w:firstColumn="1" w:firstRow="1" w:lastColumn="0" w:lastRow="0" w:noHBand="0" w:noVBand="1" w:val="04A0"/>
       </w:tblPr>
       <w:tblGrid>
-        <w:gridCol w:w="1560"/>
-        <w:gridCol w:w="1560"/>
-        <w:gridCol w:w="1560"/>
-        <w:gridCol w:w="1560"/>
-        <w:gridCol w:w="1560"/>
-        <w:gridCol w:w="1560"/>
+        <w:gridCol w:w="1337"/>
+        <w:gridCol w:w="1337"/>
+        <w:gridCol w:w="1337"/>
+        <w:gridCol w:w="1337"/>
+        <w:gridCol w:w="1337"/>
+        <w:gridCol w:w="1337"/>
+        <w:gridCol w:w="1337"/>
       </w:tblGrid>
       <w:tr>
         <w:tc>
           <w:tcPr>
-            <w:tcW w:type="dxa" w:w="1560"/>
+            <w:tcW w:type="dxa" w:w="1337"/>
           </w:tcPr>
           <w:p>
             <w:r>
@@ -579,7 +651,7 @@
         </w:tc>
         <w:tc>
           <w:tcPr>
-            <w:tcW w:type="dxa" w:w="1560"/>
+            <w:tcW w:type="dxa" w:w="1337"/>
           </w:tcPr>
           <w:p>
             <w:r>
@@ -589,7 +661,7 @@
         </w:tc>
         <w:tc>
           <w:tcPr>
-            <w:tcW w:type="dxa" w:w="1560"/>
+            <w:tcW w:type="dxa" w:w="1337"/>
           </w:tcPr>
           <w:p>
             <w:r>
@@ -599,7 +671,7 @@
         </w:tc>
         <w:tc>
           <w:tcPr>
-            <w:tcW w:type="dxa" w:w="1560"/>
+            <w:tcW w:type="dxa" w:w="1337"/>
           </w:tcPr>
           <w:p>
             <w:r>
@@ -609,7 +681,7 @@
         </w:tc>
         <w:tc>
           <w:tcPr>
-            <w:tcW w:type="dxa" w:w="1560"/>
+            <w:tcW w:type="dxa" w:w="1337"/>
           </w:tcPr>
           <w:p>
             <w:r>
@@ -619,7 +691,7 @@
         </w:tc>
         <w:tc>
           <w:tcPr>
-            <w:tcW w:type="dxa" w:w="1560"/>
+            <w:tcW w:type="dxa" w:w="1337"/>
           </w:tcPr>
           <w:p>
             <w:r>
@@ -627,11 +699,21 @@
             </w:r>
           </w:p>
         </w:tc>
+        <w:tc>
+          <w:tcPr>
+            <w:tcW w:type="dxa" w:w="1337"/>
+          </w:tcPr>
+          <w:p>
+            <w:r>
+              <w:t>FDR</w:t>
+            </w:r>
+          </w:p>
+        </w:tc>
       </w:tr>
       <w:tr>
         <w:tc>
           <w:tcPr>
-            <w:tcW w:type="dxa" w:w="1560"/>
+            <w:tcW w:type="dxa" w:w="1337"/>
           </w:tcPr>
           <w:p>
             <w:r>
@@ -641,7 +723,7 @@
         </w:tc>
         <w:tc>
           <w:tcPr>
-            <w:tcW w:type="dxa" w:w="1560"/>
+            <w:tcW w:type="dxa" w:w="1337"/>
           </w:tcPr>
           <w:p>
             <w:r>
@@ -651,7 +733,7 @@
         </w:tc>
         <w:tc>
           <w:tcPr>
-            <w:tcW w:type="dxa" w:w="1560"/>
+            <w:tcW w:type="dxa" w:w="1337"/>
           </w:tcPr>
           <w:p>
             <w:r>
@@ -661,7 +743,7 @@
         </w:tc>
         <w:tc>
           <w:tcPr>
-            <w:tcW w:type="dxa" w:w="1560"/>
+            <w:tcW w:type="dxa" w:w="1337"/>
           </w:tcPr>
           <w:p>
             <w:r>
@@ -671,7 +753,7 @@
         </w:tc>
         <w:tc>
           <w:tcPr>
-            <w:tcW w:type="dxa" w:w="1560"/>
+            <w:tcW w:type="dxa" w:w="1337"/>
           </w:tcPr>
           <w:p>
             <w:r>
@@ -681,11 +763,21 @@
         </w:tc>
         <w:tc>
           <w:tcPr>
-            <w:tcW w:type="dxa" w:w="1560"/>
+            <w:tcW w:type="dxa" w:w="1337"/>
           </w:tcPr>
           <w:p>
             <w:r>
-              <w:t>0.0</w:t>
+              <w:t>1.76e-14</w:t>
+            </w:r>
+          </w:p>
+        </w:tc>
+        <w:tc>
+          <w:tcPr>
+            <w:tcW w:type="dxa" w:w="1337"/>
+          </w:tcPr>
+          <w:p>
+            <w:r>
+              <w:t>3.52e-14</w:t>
             </w:r>
           </w:p>
         </w:tc>
@@ -693,7 +785,7 @@
       <w:tr>
         <w:tc>
           <w:tcPr>
-            <w:tcW w:type="dxa" w:w="1560"/>
+            <w:tcW w:type="dxa" w:w="1337"/>
           </w:tcPr>
           <w:p>
             <w:r>
@@ -703,7 +795,7 @@
         </w:tc>
         <w:tc>
           <w:tcPr>
-            <w:tcW w:type="dxa" w:w="1560"/>
+            <w:tcW w:type="dxa" w:w="1337"/>
           </w:tcPr>
           <w:p>
             <w:r>
@@ -713,7 +805,7 @@
         </w:tc>
         <w:tc>
           <w:tcPr>
-            <w:tcW w:type="dxa" w:w="1560"/>
+            <w:tcW w:type="dxa" w:w="1337"/>
           </w:tcPr>
           <w:p>
             <w:r>
@@ -723,7 +815,7 @@
         </w:tc>
         <w:tc>
           <w:tcPr>
-            <w:tcW w:type="dxa" w:w="1560"/>
+            <w:tcW w:type="dxa" w:w="1337"/>
           </w:tcPr>
           <w:p>
             <w:r>
@@ -733,7 +825,7 @@
         </w:tc>
         <w:tc>
           <w:tcPr>
-            <w:tcW w:type="dxa" w:w="1560"/>
+            <w:tcW w:type="dxa" w:w="1337"/>
           </w:tcPr>
           <w:p>
             <w:r>
@@ -743,7 +835,17 @@
         </w:tc>
         <w:tc>
           <w:tcPr>
-            <w:tcW w:type="dxa" w:w="1560"/>
+            <w:tcW w:type="dxa" w:w="1337"/>
+          </w:tcPr>
+          <w:p>
+            <w:r>
+              <w:t>0.001</w:t>
+            </w:r>
+          </w:p>
+        </w:tc>
+        <w:tc>
+          <w:tcPr>
+            <w:tcW w:type="dxa" w:w="1337"/>
           </w:tcPr>
           <w:p>
             <w:r>
